--- a/forms/templates/form09.docx
+++ b/forms/templates/form09.docx
@@ -1,6 +1,6 @@
 
 <file path=word/document.xml><?xml version="1.0" encoding="utf-8"?>
-<w:document xmlns:ns1="http://schemas.openxmlformats.org/markup-compatibility/2006" xmlns:ns2="http://schemas.openxmlformats.org/officeDocument/2006/relationships" xmlns:w="http://schemas.openxmlformats.org/wordprocessingml/2006/main" ns1:Ignorable="w14 w15 wp14">
+<w:document xmlns:mc="http://schemas.openxmlformats.org/markup-compatibility/2006" xmlns:r="http://schemas.openxmlformats.org/officeDocument/2006/relationships" xmlns:w="http://schemas.openxmlformats.org/wordprocessingml/2006/main" mc:Ignorable="w14 w15 wp14">
   <w:body>
     <w:p>
       <w:pPr>
@@ -18,7 +18,7 @@
           <w:b/>
           <w:sz w:val="22"/>
         </w:rPr>
-        <w:t>GIẤY ĐỀ NGHỊ LƯU KÝ / RÚT CHỨNG KHOÁN</w:t>
+        <w:t>GIẤY ĐỀ NGHỊ LƯU KÝ / RÚT</w:t>
       </w:r>
       <w:r>
         <w:rPr>
@@ -2286,8 +2286,8 @@
       </w:pPr>
     </w:p>
     <w:sectPr>
-      <w:headerReference w:type="default" ns2:id="rId8"/>
-      <w:footerReference w:type="default" ns2:id="rId9"/>
+      <w:headerReference w:type="default" r:id="rId8"/>
+      <w:footerReference w:type="default" r:id="rId9"/>
       <w:pgSz w:w="11906" w:h="16838"/>
       <w:pgMar w:top="709" w:right="1440" w:bottom="0" w:left="1440" w:header="284" w:footer="399" w:gutter="0"/>
       <w:cols w:space="720"/>
@@ -2317,7 +2317,7 @@
 </file>
 
 <file path=word/footer1.xml><?xml version="1.0" encoding="utf-8"?>
-<w:ftr xmlns:ns1="http://schemas.openxmlformats.org/markup-compatibility/2006" xmlns:w="http://schemas.openxmlformats.org/wordprocessingml/2006/main" ns1:Ignorable="w14 w15 wp14">
+<w:ftr xmlns:mc="http://schemas.openxmlformats.org/markup-compatibility/2006" xmlns:w="http://schemas.openxmlformats.org/wordprocessingml/2006/main" mc:Ignorable="w14 w15 wp14">
   <w:p>
     <w:pPr>
       <w:pBdr>
@@ -2400,7 +2400,7 @@
 </file>
 
 <file path=word/header1.xml><?xml version="1.0" encoding="utf-8"?>
-<w:hdr xmlns:ns1="http://schemas.openxmlformats.org/markup-compatibility/2006" xmlns:ns2="http://schemas.openxmlformats.org/drawingml/2006/wordprocessingDrawing" xmlns:ns3="http://schemas.microsoft.com/office/word/2010/wordprocessingDrawing" xmlns:ns4="http://schemas.openxmlformats.org/drawingml/2006/main" xmlns:ns5="http://schemas.openxmlformats.org/drawingml/2006/picture" xmlns:ns6="http://schemas.openxmlformats.org/officeDocument/2006/relationships" xmlns:ns7="http://schemas.microsoft.com/office/drawing/2010/main" xmlns:w="http://schemas.openxmlformats.org/wordprocessingml/2006/main" ns1:Ignorable="w14 w15 wp14">
+<w:hdr xmlns:a="http://schemas.openxmlformats.org/drawingml/2006/main" xmlns:a14="http://schemas.microsoft.com/office/drawing/2010/main" xmlns:mc="http://schemas.openxmlformats.org/markup-compatibility/2006" xmlns:pic="http://schemas.openxmlformats.org/drawingml/2006/picture" xmlns:r="http://schemas.openxmlformats.org/officeDocument/2006/relationships" xmlns:w="http://schemas.openxmlformats.org/wordprocessingml/2006/main" xmlns:wp="http://schemas.openxmlformats.org/drawingml/2006/wordprocessingDrawing" xmlns:wp14="http://schemas.microsoft.com/office/word/2010/wordprocessingDrawing" mc:Ignorable="w14 w15 wp14">
   <w:tbl>
     <w:tblPr>
       <w:tblpPr w:leftFromText="180" w:rightFromText="180" w:vertAnchor="page" w:horzAnchor="margin" w:tblpX="-34" w:tblpY="331"/>
@@ -2441,60 +2441,60 @@
               <w:lang w:val="en-US" w:eastAsia="en-US"/>
             </w:rPr>
             <w:drawing>
-              <ns2:anchor distT="0" distB="0" distL="114300" distR="114300" simplePos="0" relativeHeight="251659264" behindDoc="0" locked="0" layoutInCell="1" allowOverlap="1" ns3:anchorId="7920B60D" ns3:editId="76F50708">
-                <ns2:simplePos x="0" y="0"/>
-                <ns2:positionH relativeFrom="column">
-                  <ns2:posOffset>14311</ns2:posOffset>
-                </ns2:positionH>
-                <ns2:positionV relativeFrom="paragraph">
-                  <ns2:posOffset>79375</ns2:posOffset>
-                </ns2:positionV>
-                <ns2:extent cx="1223743" cy="768263"/>
-                <ns2:effectExtent l="0" t="0" r="0" b="0"/>
-                <ns2:wrapNone/>
-                <ns2:docPr id="1" name="Picture 4" descr="C:\Users\admin\AppData\Roaming\Skype\xuanlantran82\media_messaging\media_cache_v2\^AB61A9D641C7264E854F4F781954CD770B2A30D066F1EA0FF0^pimgpsh_fullsize_distr.jpg"/>
-                <ns2:cNvGraphicFramePr>
-                  <ns4:graphicFrameLocks noChangeAspect="1"/>
-                </ns2:cNvGraphicFramePr>
-                <ns4:graphic>
-                  <ns4:graphicData uri="http://schemas.openxmlformats.org/drawingml/2006/picture">
-                    <ns5:pic>
-                      <ns5:nvPicPr>
-                        <ns5:cNvPr id="0" name="Picture 4" descr="C:\Users\admin\AppData\Roaming\Skype\xuanlantran82\media_messaging\media_cache_v2\^AB61A9D641C7264E854F4F781954CD770B2A30D066F1EA0FF0^pimgpsh_fullsize_distr.jpg"/>
-                        <ns5:cNvPicPr>
-                          <ns4:picLocks noChangeAspect="1" noChangeArrowheads="1"/>
-                        </ns5:cNvPicPr>
-                      </ns5:nvPicPr>
-                      <ns5:blipFill>
-                        <ns4:blip ns6:embed="rId1" cstate="print">
-                          <ns4:extLst>
-                            <ns4:ext uri="{28A0092B-C50C-407E-A947-70E740481C1C}">
-                              <ns7:useLocalDpi val="0"/>
-                            </ns4:ext>
-                          </ns4:extLst>
-                        </ns4:blip>
-                        <ns4:srcRect/>
-                        <ns4:stretch>
-                          <ns4:fillRect/>
-                        </ns4:stretch>
-                      </ns5:blipFill>
-                      <ns5:spPr bwMode="auto">
-                        <ns4:xfrm>
-                          <ns4:off x="0" y="0"/>
-                          <ns4:ext cx="1223743" cy="768263"/>
-                        </ns4:xfrm>
-                        <ns4:prstGeom prst="rect">
-                          <ns4:avLst/>
-                        </ns4:prstGeom>
-                        <ns4:noFill/>
-                        <ns4:ln>
-                          <ns4:noFill/>
-                        </ns4:ln>
-                      </ns5:spPr>
-                    </ns5:pic>
-                  </ns4:graphicData>
-                </ns4:graphic>
-              </ns2:anchor>
+              <wp:anchor distT="0" distB="0" distL="114300" distR="114300" simplePos="0" relativeHeight="251659264" behindDoc="0" locked="0" layoutInCell="1" allowOverlap="1" wp14:anchorId="7920B60D" wp14:editId="76F50708">
+                <wp:simplePos x="0" y="0"/>
+                <wp:positionH relativeFrom="column">
+                  <wp:posOffset>14311</wp:posOffset>
+                </wp:positionH>
+                <wp:positionV relativeFrom="paragraph">
+                  <wp:posOffset>79375</wp:posOffset>
+                </wp:positionV>
+                <wp:extent cx="1223743" cy="768263"/>
+                <wp:effectExtent l="0" t="0" r="0" b="0"/>
+                <wp:wrapNone/>
+                <wp:docPr id="1" name="Picture 4" descr="C:\Users\admin\AppData\Roaming\Skype\xuanlantran82\media_messaging\media_cache_v2\^AB61A9D641C7264E854F4F781954CD770B2A30D066F1EA0FF0^pimgpsh_fullsize_distr.jpg"/>
+                <wp:cNvGraphicFramePr>
+                  <a:graphicFrameLocks noChangeAspect="1"/>
+                </wp:cNvGraphicFramePr>
+                <a:graphic>
+                  <a:graphicData uri="http://schemas.openxmlformats.org/drawingml/2006/picture">
+                    <pic:pic>
+                      <pic:nvPicPr>
+                        <pic:cNvPr id="0" name="Picture 4" descr="C:\Users\admin\AppData\Roaming\Skype\xuanlantran82\media_messaging\media_cache_v2\^AB61A9D641C7264E854F4F781954CD770B2A30D066F1EA0FF0^pimgpsh_fullsize_distr.jpg"/>
+                        <pic:cNvPicPr>
+                          <a:picLocks noChangeAspect="1" noChangeArrowheads="1"/>
+                        </pic:cNvPicPr>
+                      </pic:nvPicPr>
+                      <pic:blipFill>
+                        <a:blip r:embed="rId1" cstate="print">
+                          <a:extLst>
+                            <a:ext uri="{28A0092B-C50C-407E-A947-70E740481C1C}">
+                              <a14:useLocalDpi val="0"/>
+                            </a:ext>
+                          </a:extLst>
+                        </a:blip>
+                        <a:srcRect/>
+                        <a:stretch>
+                          <a:fillRect/>
+                        </a:stretch>
+                      </pic:blipFill>
+                      <pic:spPr bwMode="auto">
+                        <a:xfrm>
+                          <a:off x="0" y="0"/>
+                          <a:ext cx="1223743" cy="768263"/>
+                        </a:xfrm>
+                        <a:prstGeom prst="rect">
+                          <a:avLst/>
+                        </a:prstGeom>
+                        <a:noFill/>
+                        <a:ln>
+                          <a:noFill/>
+                        </a:ln>
+                      </pic:spPr>
+                    </pic:pic>
+                  </a:graphicData>
+                </a:graphic>
+              </wp:anchor>
             </w:drawing>
           </w:r>
         </w:p>
